--- a/klagomål/A 50012-2020 FSC-klagomål.docx
+++ b/klagomål/A 50012-2020 FSC-klagomål.docx
@@ -789,7 +789,7 @@
     <w:r>
       <w:tab/>
       <w:tab/>
-      <w:t>2025-04-02</w:t>
+      <w:t>2025-04-03</w:t>
       <w:br/>
       <w:br/>
     </w:r>

--- a/klagomål/A 50012-2020 FSC-klagomål.docx
+++ b/klagomål/A 50012-2020 FSC-klagomål.docx
@@ -789,7 +789,7 @@
     <w:r>
       <w:tab/>
       <w:tab/>
-      <w:t>2025-04-03</w:t>
+      <w:t>2025-04-05</w:t>
       <w:br/>
       <w:br/>
     </w:r>

--- a/klagomål/A 50012-2020 FSC-klagomål.docx
+++ b/klagomål/A 50012-2020 FSC-klagomål.docx
@@ -789,7 +789,7 @@
     <w:r>
       <w:tab/>
       <w:tab/>
-      <w:t>2025-04-05</w:t>
+      <w:t>2025-04-06</w:t>
       <w:br/>
       <w:br/>
     </w:r>

--- a/klagomål/A 50012-2020 FSC-klagomål.docx
+++ b/klagomål/A 50012-2020 FSC-klagomål.docx
@@ -789,7 +789,7 @@
     <w:r>
       <w:tab/>
       <w:tab/>
-      <w:t>2025-04-06</w:t>
+      <w:t>2025-04-07</w:t>
       <w:br/>
       <w:br/>
     </w:r>

--- a/klagomål/A 50012-2020 FSC-klagomål.docx
+++ b/klagomål/A 50012-2020 FSC-klagomål.docx
@@ -789,7 +789,7 @@
     <w:r>
       <w:tab/>
       <w:tab/>
-      <w:t>2025-04-07</w:t>
+      <w:t>2025-04-08</w:t>
       <w:br/>
       <w:br/>
     </w:r>

--- a/klagomål/A 50012-2020 FSC-klagomål.docx
+++ b/klagomål/A 50012-2020 FSC-klagomål.docx
@@ -789,7 +789,7 @@
     <w:r>
       <w:tab/>
       <w:tab/>
-      <w:t>2025-04-08</w:t>
+      <w:t>2025-04-09</w:t>
       <w:br/>
       <w:br/>
     </w:r>

--- a/klagomål/A 50012-2020 FSC-klagomål.docx
+++ b/klagomål/A 50012-2020 FSC-klagomål.docx
@@ -244,6 +244,17 @@
       </w:pPr>
       <w:r>
         <w:t>Figur 1. Fyndplatser för naturvårdsarter i det avverkningsanmälda området (röd linje). Markörer utan svart kant är placerade på fyndplatsen. Markörer med svart kant är placerade vid sidan av fyndplatsen och har ett svart streck som visar fyndplatsens exakta position. Kartans mittpunktskoordinat är N 7219232, E 661507 i SWEREF 99 TM.</w:t>
+      </w:r>
+    </w:p>
+    <w:p>
+      <w:r>
+        <w:rPr>
+          <w:b/>
+        </w:rPr>
+        <w:t>Garnlav (NT)</w:t>
+      </w:r>
+      <w:r>
+        <w:t xml:space="preserve"> är en utpräglad barrskogsart som ibland kan drapera träden i norrländska grannaturskogar med hög luftfuktighet. Den förekommer även i talldominerade bestånd där den, förutom i trädens grenverk, påträffas hängande över ojämnheter i tallbarken. Arten har minskat starkt i södra och mellersta Sverige och den minskar även i sitt nordliga utbredningsområde. Orsaken till tillbakagången beror främst på slutavverkningar av naturskogsartade skogar. Bestånd med riklig förekomst bör regelmässigt sparas. Garnlav är värdväxt för den mycket sällsynta och akut hotade fjärilen barrskogslavfly (CR) som hör hemma i boreala barrskogar med riklig förekomst av värdväxten. Tidigare kunde arten konstateras årligen på flera platser vid Dala-Floda i Dalarna innan lokalerna kalavverkades. Senaste fyndet i landet av barrskogslavfly är från år 2000 då den påträffades vid Högberget i Sollefteå kommun (SLU Artdatabanken, 2024).</w:t>
       </w:r>
     </w:p>
     <w:p>
@@ -789,7 +800,7 @@
     <w:r>
       <w:tab/>
       <w:tab/>
-      <w:t>2025-04-09</w:t>
+      <w:t>2025-04-10</w:t>
       <w:br/>
       <w:br/>
     </w:r>

--- a/klagomål/A 50012-2020 FSC-klagomål.docx
+++ b/klagomål/A 50012-2020 FSC-klagomål.docx
@@ -800,7 +800,7 @@
     <w:r>
       <w:tab/>
       <w:tab/>
-      <w:t>2025-04-10</w:t>
+      <w:t>2025-04-11</w:t>
       <w:br/>
       <w:br/>
     </w:r>

--- a/klagomål/A 50012-2020 FSC-klagomål.docx
+++ b/klagomål/A 50012-2020 FSC-klagomål.docx
@@ -800,7 +800,7 @@
     <w:r>
       <w:tab/>
       <w:tab/>
-      <w:t>2025-05-03</w:t>
+      <w:t>2025-05-04</w:t>
       <w:br/>
       <w:br/>
     </w:r>

--- a/klagomål/A 50012-2020 FSC-klagomål.docx
+++ b/klagomål/A 50012-2020 FSC-klagomål.docx
@@ -800,7 +800,7 @@
     <w:r>
       <w:tab/>
       <w:tab/>
-      <w:t>2025-05-04</w:t>
+      <w:t>2025-05-06</w:t>
       <w:br/>
       <w:br/>
     </w:r>

--- a/klagomål/A 50012-2020 FSC-klagomål.docx
+++ b/klagomål/A 50012-2020 FSC-klagomål.docx
@@ -800,7 +800,7 @@
     <w:r>
       <w:tab/>
       <w:tab/>
-      <w:t>2025-05-06</w:t>
+      <w:t>2025-05-07</w:t>
       <w:br/>
       <w:br/>
     </w:r>

--- a/klagomål/A 50012-2020 FSC-klagomål.docx
+++ b/klagomål/A 50012-2020 FSC-klagomål.docx
@@ -800,7 +800,7 @@
     <w:r>
       <w:tab/>
       <w:tab/>
-      <w:t>2025-05-07</w:t>
+      <w:t>2025-05-08</w:t>
       <w:br/>
       <w:br/>
     </w:r>

--- a/klagomål/A 50012-2020 FSC-klagomål.docx
+++ b/klagomål/A 50012-2020 FSC-klagomål.docx
@@ -800,7 +800,7 @@
     <w:r>
       <w:tab/>
       <w:tab/>
-      <w:t>2025-05-08</w:t>
+      <w:t>2025-05-09</w:t>
       <w:br/>
       <w:br/>
     </w:r>

--- a/klagomål/A 50012-2020 FSC-klagomål.docx
+++ b/klagomål/A 50012-2020 FSC-klagomål.docx
@@ -800,7 +800,7 @@
     <w:r>
       <w:tab/>
       <w:tab/>
-      <w:t>2025-05-09</w:t>
+      <w:t>2025-05-10</w:t>
       <w:br/>
       <w:br/>
     </w:r>

--- a/klagomål/A 50012-2020 FSC-klagomål.docx
+++ b/klagomål/A 50012-2020 FSC-klagomål.docx
@@ -800,7 +800,7 @@
     <w:r>
       <w:tab/>
       <w:tab/>
-      <w:t>2025-05-10</w:t>
+      <w:t>2025-05-11</w:t>
       <w:br/>
       <w:br/>
     </w:r>

--- a/klagomål/A 50012-2020 FSC-klagomål.docx
+++ b/klagomål/A 50012-2020 FSC-klagomål.docx
@@ -800,7 +800,7 @@
     <w:r>
       <w:tab/>
       <w:tab/>
-      <w:t>2025-05-11</w:t>
+      <w:t>2025-05-12</w:t>
       <w:br/>
       <w:br/>
     </w:r>

--- a/klagomål/A 50012-2020 FSC-klagomål.docx
+++ b/klagomål/A 50012-2020 FSC-klagomål.docx
@@ -800,7 +800,7 @@
     <w:r>
       <w:tab/>
       <w:tab/>
-      <w:t>2025-05-12</w:t>
+      <w:t>2025-05-13</w:t>
       <w:br/>
       <w:br/>
     </w:r>

--- a/klagomål/A 50012-2020 FSC-klagomål.docx
+++ b/klagomål/A 50012-2020 FSC-klagomål.docx
@@ -800,7 +800,7 @@
     <w:r>
       <w:tab/>
       <w:tab/>
-      <w:t>2025-05-13</w:t>
+      <w:t>2025-05-14</w:t>
       <w:br/>
       <w:br/>
     </w:r>

--- a/klagomål/A 50012-2020 FSC-klagomål.docx
+++ b/klagomål/A 50012-2020 FSC-klagomål.docx
@@ -800,7 +800,7 @@
     <w:r>
       <w:tab/>
       <w:tab/>
-      <w:t>2025-05-14</w:t>
+      <w:t>2025-05-15</w:t>
       <w:br/>
       <w:br/>
     </w:r>

--- a/klagomål/A 50012-2020 FSC-klagomål.docx
+++ b/klagomål/A 50012-2020 FSC-klagomål.docx
@@ -800,7 +800,7 @@
     <w:r>
       <w:tab/>
       <w:tab/>
-      <w:t>2025-05-15</w:t>
+      <w:t>2025-05-16</w:t>
       <w:br/>
       <w:br/>
     </w:r>

--- a/klagomål/A 50012-2020 FSC-klagomål.docx
+++ b/klagomål/A 50012-2020 FSC-klagomål.docx
@@ -800,7 +800,7 @@
     <w:r>
       <w:tab/>
       <w:tab/>
-      <w:t>2025-05-16</w:t>
+      <w:t>2025-05-17</w:t>
       <w:br/>
       <w:br/>
     </w:r>

--- a/klagomål/A 50012-2020 FSC-klagomål.docx
+++ b/klagomål/A 50012-2020 FSC-klagomål.docx
@@ -800,7 +800,7 @@
     <w:r>
       <w:tab/>
       <w:tab/>
-      <w:t>2025-05-17</w:t>
+      <w:t>2025-05-18</w:t>
       <w:br/>
       <w:br/>
     </w:r>

--- a/klagomål/A 50012-2020 FSC-klagomål.docx
+++ b/klagomål/A 50012-2020 FSC-klagomål.docx
@@ -800,7 +800,7 @@
     <w:r>
       <w:tab/>
       <w:tab/>
-      <w:t>2025-05-18</w:t>
+      <w:t>2025-05-19</w:t>
       <w:br/>
       <w:br/>
     </w:r>

--- a/klagomål/A 50012-2020 FSC-klagomål.docx
+++ b/klagomål/A 50012-2020 FSC-klagomål.docx
@@ -800,7 +800,7 @@
     <w:r>
       <w:tab/>
       <w:tab/>
-      <w:t>2025-05-19</w:t>
+      <w:t>2025-05-20</w:t>
       <w:br/>
       <w:br/>
     </w:r>

--- a/klagomål/A 50012-2020 FSC-klagomål.docx
+++ b/klagomål/A 50012-2020 FSC-klagomål.docx
@@ -800,7 +800,7 @@
     <w:r>
       <w:tab/>
       <w:tab/>
-      <w:t>2025-05-20</w:t>
+      <w:t>2025-05-21</w:t>
       <w:br/>
       <w:br/>
     </w:r>

--- a/klagomål/A 50012-2020 FSC-klagomål.docx
+++ b/klagomål/A 50012-2020 FSC-klagomål.docx
@@ -800,7 +800,7 @@
     <w:r>
       <w:tab/>
       <w:tab/>
-      <w:t>2025-05-21</w:t>
+      <w:t>2025-05-22</w:t>
       <w:br/>
       <w:br/>
     </w:r>

--- a/klagomål/A 50012-2020 FSC-klagomål.docx
+++ b/klagomål/A 50012-2020 FSC-klagomål.docx
@@ -800,7 +800,7 @@
     <w:r>
       <w:tab/>
       <w:tab/>
-      <w:t>2025-05-22</w:t>
+      <w:t>2025-05-23</w:t>
       <w:br/>
       <w:br/>
     </w:r>

--- a/klagomål/A 50012-2020 FSC-klagomål.docx
+++ b/klagomål/A 50012-2020 FSC-klagomål.docx
@@ -800,7 +800,7 @@
     <w:r>
       <w:tab/>
       <w:tab/>
-      <w:t>2025-05-23</w:t>
+      <w:t>2025-05-24</w:t>
       <w:br/>
       <w:br/>
     </w:r>

--- a/klagomål/A 50012-2020 FSC-klagomål.docx
+++ b/klagomål/A 50012-2020 FSC-klagomål.docx
@@ -800,7 +800,7 @@
     <w:r>
       <w:tab/>
       <w:tab/>
-      <w:t>2025-05-24</w:t>
+      <w:t>2025-05-25</w:t>
       <w:br/>
       <w:br/>
     </w:r>

--- a/klagomål/A 50012-2020 FSC-klagomål.docx
+++ b/klagomål/A 50012-2020 FSC-klagomål.docx
@@ -800,7 +800,7 @@
     <w:r>
       <w:tab/>
       <w:tab/>
-      <w:t>2025-05-25</w:t>
+      <w:t>2025-05-26</w:t>
       <w:br/>
       <w:br/>
     </w:r>

--- a/klagomål/A 50012-2020 FSC-klagomål.docx
+++ b/klagomål/A 50012-2020 FSC-klagomål.docx
@@ -800,7 +800,7 @@
     <w:r>
       <w:tab/>
       <w:tab/>
-      <w:t>2025-05-26</w:t>
+      <w:t>2025-05-27</w:t>
       <w:br/>
       <w:br/>
     </w:r>

--- a/klagomål/A 50012-2020 FSC-klagomål.docx
+++ b/klagomål/A 50012-2020 FSC-klagomål.docx
@@ -800,7 +800,7 @@
     <w:r>
       <w:tab/>
       <w:tab/>
-      <w:t>2025-05-27</w:t>
+      <w:t>2025-05-30</w:t>
       <w:br/>
       <w:br/>
     </w:r>

--- a/klagomål/A 50012-2020 FSC-klagomål.docx
+++ b/klagomål/A 50012-2020 FSC-klagomål.docx
@@ -800,7 +800,7 @@
     <w:r>
       <w:tab/>
       <w:tab/>
-      <w:t>2025-05-30</w:t>
+      <w:t>2025-06-01</w:t>
       <w:br/>
       <w:br/>
     </w:r>

--- a/klagomål/A 50012-2020 FSC-klagomål.docx
+++ b/klagomål/A 50012-2020 FSC-klagomål.docx
@@ -800,7 +800,7 @@
     <w:r>
       <w:tab/>
       <w:tab/>
-      <w:t>2025-06-01</w:t>
+      <w:t>2025-06-02</w:t>
       <w:br/>
       <w:br/>
     </w:r>

--- a/klagomål/A 50012-2020 FSC-klagomål.docx
+++ b/klagomål/A 50012-2020 FSC-klagomål.docx
@@ -800,7 +800,7 @@
     <w:r>
       <w:tab/>
       <w:tab/>
-      <w:t>2025-06-02</w:t>
+      <w:t>2025-06-03</w:t>
       <w:br/>
       <w:br/>
     </w:r>

--- a/klagomål/A 50012-2020 FSC-klagomål.docx
+++ b/klagomål/A 50012-2020 FSC-klagomål.docx
@@ -800,7 +800,7 @@
     <w:r>
       <w:tab/>
       <w:tab/>
-      <w:t>2025-06-03</w:t>
+      <w:t>2025-06-04</w:t>
       <w:br/>
       <w:br/>
     </w:r>

--- a/klagomål/A 50012-2020 FSC-klagomål.docx
+++ b/klagomål/A 50012-2020 FSC-klagomål.docx
@@ -800,7 +800,7 @@
     <w:r>
       <w:tab/>
       <w:tab/>
-      <w:t>2025-06-04</w:t>
+      <w:t>2025-06-05</w:t>
       <w:br/>
       <w:br/>
     </w:r>

--- a/klagomål/A 50012-2020 FSC-klagomål.docx
+++ b/klagomål/A 50012-2020 FSC-klagomål.docx
@@ -800,7 +800,7 @@
     <w:r>
       <w:tab/>
       <w:tab/>
-      <w:t>2025-06-05</w:t>
+      <w:t>2025-06-13</w:t>
       <w:br/>
       <w:br/>
     </w:r>

--- a/klagomål/A 50012-2020 FSC-klagomål.docx
+++ b/klagomål/A 50012-2020 FSC-klagomål.docx
@@ -800,7 +800,7 @@
     <w:r>
       <w:tab/>
       <w:tab/>
-      <w:t>2025-06-13</w:t>
+      <w:t>2025-06-15</w:t>
       <w:br/>
       <w:br/>
     </w:r>

--- a/klagomål/A 50012-2020 FSC-klagomål.docx
+++ b/klagomål/A 50012-2020 FSC-klagomål.docx
@@ -800,7 +800,7 @@
     <w:r>
       <w:tab/>
       <w:tab/>
-      <w:t>2025-06-15</w:t>
+      <w:t>2025-06-16</w:t>
       <w:br/>
       <w:br/>
     </w:r>

--- a/klagomål/A 50012-2020 FSC-klagomål.docx
+++ b/klagomål/A 50012-2020 FSC-klagomål.docx
@@ -800,7 +800,7 @@
     <w:r>
       <w:tab/>
       <w:tab/>
-      <w:t>2025-06-16</w:t>
+      <w:t>2025-06-17</w:t>
       <w:br/>
       <w:br/>
     </w:r>

--- a/klagomål/A 50012-2020 FSC-klagomål.docx
+++ b/klagomål/A 50012-2020 FSC-klagomål.docx
@@ -800,7 +800,7 @@
     <w:r>
       <w:tab/>
       <w:tab/>
-      <w:t>2025-06-17</w:t>
+      <w:t>2025-06-18</w:t>
       <w:br/>
       <w:br/>
     </w:r>

--- a/klagomål/A 50012-2020 FSC-klagomål.docx
+++ b/klagomål/A 50012-2020 FSC-klagomål.docx
@@ -800,7 +800,7 @@
     <w:r>
       <w:tab/>
       <w:tab/>
-      <w:t>2025-06-18</w:t>
+      <w:t>2025-06-19</w:t>
       <w:br/>
       <w:br/>
     </w:r>

--- a/klagomål/A 50012-2020 FSC-klagomål.docx
+++ b/klagomål/A 50012-2020 FSC-klagomål.docx
@@ -800,7 +800,7 @@
     <w:r>
       <w:tab/>
       <w:tab/>
-      <w:t>2025-06-19</w:t>
+      <w:t>2025-06-20</w:t>
       <w:br/>
       <w:br/>
     </w:r>

--- a/klagomål/A 50012-2020 FSC-klagomål.docx
+++ b/klagomål/A 50012-2020 FSC-klagomål.docx
@@ -800,7 +800,7 @@
     <w:r>
       <w:tab/>
       <w:tab/>
-      <w:t>2025-06-20</w:t>
+      <w:t>2025-06-21</w:t>
       <w:br/>
       <w:br/>
     </w:r>

--- a/klagomål/A 50012-2020 FSC-klagomål.docx
+++ b/klagomål/A 50012-2020 FSC-klagomål.docx
@@ -800,7 +800,7 @@
     <w:r>
       <w:tab/>
       <w:tab/>
-      <w:t>2025-06-21</w:t>
+      <w:t>2025-06-22</w:t>
       <w:br/>
       <w:br/>
     </w:r>

--- a/klagomål/A 50012-2020 FSC-klagomål.docx
+++ b/klagomål/A 50012-2020 FSC-klagomål.docx
@@ -800,7 +800,7 @@
     <w:r>
       <w:tab/>
       <w:tab/>
-      <w:t>2025-06-22</w:t>
+      <w:t>2025-06-23</w:t>
       <w:br/>
       <w:br/>
     </w:r>

--- a/klagomål/A 50012-2020 FSC-klagomål.docx
+++ b/klagomål/A 50012-2020 FSC-klagomål.docx
@@ -800,7 +800,7 @@
     <w:r>
       <w:tab/>
       <w:tab/>
-      <w:t>2025-06-23</w:t>
+      <w:t>2025-06-24</w:t>
       <w:br/>
       <w:br/>
     </w:r>

--- a/klagomål/A 50012-2020 FSC-klagomål.docx
+++ b/klagomål/A 50012-2020 FSC-klagomål.docx
@@ -800,7 +800,7 @@
     <w:r>
       <w:tab/>
       <w:tab/>
-      <w:t>2025-06-24</w:t>
+      <w:t>2025-06-25</w:t>
       <w:br/>
       <w:br/>
     </w:r>

--- a/klagomål/A 50012-2020 FSC-klagomål.docx
+++ b/klagomål/A 50012-2020 FSC-klagomål.docx
@@ -800,7 +800,7 @@
     <w:r>
       <w:tab/>
       <w:tab/>
-      <w:t>2025-06-25</w:t>
+      <w:t>2025-06-26</w:t>
       <w:br/>
       <w:br/>
     </w:r>

--- a/klagomål/A 50012-2020 FSC-klagomål.docx
+++ b/klagomål/A 50012-2020 FSC-klagomål.docx
@@ -800,7 +800,7 @@
     <w:r>
       <w:tab/>
       <w:tab/>
-      <w:t>2025-06-26</w:t>
+      <w:t>2025-06-27</w:t>
       <w:br/>
       <w:br/>
     </w:r>

--- a/klagomål/A 50012-2020 FSC-klagomål.docx
+++ b/klagomål/A 50012-2020 FSC-klagomål.docx
@@ -800,7 +800,7 @@
     <w:r>
       <w:tab/>
       <w:tab/>
-      <w:t>2025-06-27</w:t>
+      <w:t>2025-06-28</w:t>
       <w:br/>
       <w:br/>
     </w:r>

--- a/klagomål/A 50012-2020 FSC-klagomål.docx
+++ b/klagomål/A 50012-2020 FSC-klagomål.docx
@@ -800,7 +800,7 @@
     <w:r>
       <w:tab/>
       <w:tab/>
-      <w:t>2025-06-28</w:t>
+      <w:t>2025-06-29</w:t>
       <w:br/>
       <w:br/>
     </w:r>

--- a/klagomål/A 50012-2020 FSC-klagomål.docx
+++ b/klagomål/A 50012-2020 FSC-klagomål.docx
@@ -800,7 +800,7 @@
     <w:r>
       <w:tab/>
       <w:tab/>
-      <w:t>2025-06-29</w:t>
+      <w:t>2025-06-30</w:t>
       <w:br/>
       <w:br/>
     </w:r>

--- a/klagomål/A 50012-2020 FSC-klagomål.docx
+++ b/klagomål/A 50012-2020 FSC-klagomål.docx
@@ -800,7 +800,7 @@
     <w:r>
       <w:tab/>
       <w:tab/>
-      <w:t>2025-06-30</w:t>
+      <w:t>2025-07-01</w:t>
       <w:br/>
       <w:br/>
     </w:r>

--- a/klagomål/A 50012-2020 FSC-klagomål.docx
+++ b/klagomål/A 50012-2020 FSC-klagomål.docx
@@ -800,7 +800,7 @@
     <w:r>
       <w:tab/>
       <w:tab/>
-      <w:t>2025-07-01</w:t>
+      <w:t>2025-07-02</w:t>
       <w:br/>
       <w:br/>
     </w:r>

--- a/klagomål/A 50012-2020 FSC-klagomål.docx
+++ b/klagomål/A 50012-2020 FSC-klagomål.docx
@@ -800,7 +800,7 @@
     <w:r>
       <w:tab/>
       <w:tab/>
-      <w:t>2025-07-02</w:t>
+      <w:t>2025-07-03</w:t>
       <w:br/>
       <w:br/>
     </w:r>

--- a/klagomål/A 50012-2020 FSC-klagomål.docx
+++ b/klagomål/A 50012-2020 FSC-klagomål.docx
@@ -800,7 +800,7 @@
     <w:r>
       <w:tab/>
       <w:tab/>
-      <w:t>2025-07-03</w:t>
+      <w:t>2025-07-04</w:t>
       <w:br/>
       <w:br/>
     </w:r>

--- a/klagomål/A 50012-2020 FSC-klagomål.docx
+++ b/klagomål/A 50012-2020 FSC-klagomål.docx
@@ -800,7 +800,7 @@
     <w:r>
       <w:tab/>
       <w:tab/>
-      <w:t>2025-07-04</w:t>
+      <w:t>2025-07-05</w:t>
       <w:br/>
       <w:br/>
     </w:r>

--- a/klagomål/A 50012-2020 FSC-klagomål.docx
+++ b/klagomål/A 50012-2020 FSC-klagomål.docx
@@ -800,7 +800,7 @@
     <w:r>
       <w:tab/>
       <w:tab/>
-      <w:t>2025-07-05</w:t>
+      <w:t>2025-07-06</w:t>
       <w:br/>
       <w:br/>
     </w:r>

--- a/klagomål/A 50012-2020 FSC-klagomål.docx
+++ b/klagomål/A 50012-2020 FSC-klagomål.docx
@@ -800,7 +800,7 @@
     <w:r>
       <w:tab/>
       <w:tab/>
-      <w:t>2025-07-06</w:t>
+      <w:t>2025-07-07</w:t>
       <w:br/>
       <w:br/>
     </w:r>

--- a/klagomål/A 50012-2020 FSC-klagomål.docx
+++ b/klagomål/A 50012-2020 FSC-klagomål.docx
@@ -800,7 +800,7 @@
     <w:r>
       <w:tab/>
       <w:tab/>
-      <w:t>2025-07-07</w:t>
+      <w:t>2025-07-08</w:t>
       <w:br/>
       <w:br/>
     </w:r>

--- a/klagomål/A 50012-2020 FSC-klagomål.docx
+++ b/klagomål/A 50012-2020 FSC-klagomål.docx
@@ -265,7 +265,25 @@
         <w:t>Lunglav (NT)</w:t>
       </w:r>
       <w:r>
-        <w:t xml:space="preserve"> är en av vårt lands främsta signalarter som överallt indikerar gamla lövträd, skogsbestånd med höga naturvärden och ekosystem med lång skoglig kontinuitet. Lokalt kan förekomsten vara mycket riklig men den hittas nästan enbart i gamla och ej slutavverkade skogar. Artens samtliga förekomster bör uppmärksammas från naturvårdssynpunkt, då många lokaler även hyser andra ovanliga och rödlistade arter. Rikliga förekomster bör skyddas med biotopskydd, frivilliga avsättningar eller reservat (SLU Artdatabanken, 2024; Nitare &amp; Skogsstyrelsen, 2019).</w:t>
+        <w:t xml:space="preserve"> är en av vårt lands främsta signalarter som överallt indikerar gamla lövträd, skogsbestånd med höga naturvärden och ekosystem med lång skoglig kontinuitet. Lokalt kan förekomsten vara mycket riklig men den hittas nästan enbart i gamla och ej slutavverkade skogar. Artens samtliga förekomster bör uppmärksammas från naturvårdssynpunkt, då många lokaler även hyser andra ovanliga och rödlistade arter. Rikliga förekomster bör skyddas med biotopskydd, frivilliga avsättningar eller reservat. Det finns ett antal sällsynta lavparasiter som växer på lunglav: lunglavsknapp (VU), skrovelmössing (DD), lunglavshårprick (DD), </w:t>
+      </w:r>
+      <w:r>
+        <w:rPr>
+          <w:i/>
+        </w:rPr>
+        <w:t>Calycina alstrupii</w:t>
+      </w:r>
+      <w:r>
+        <w:t xml:space="preserve"> (NA) och </w:t>
+      </w:r>
+      <w:r>
+        <w:rPr>
+          <w:i/>
+        </w:rPr>
+        <w:t>Chalara lobariae</w:t>
+      </w:r>
+      <w:r>
+        <w:t xml:space="preserve"> (NA) (SLU Artdatabanken, 2025; SLU Artdatabanken, 2024; Nitare &amp; Skogsstyrelsen, 2019).</w:t>
       </w:r>
     </w:p>
     <w:p>
@@ -615,7 +633,7 @@
         <w:t>Plectocarpon lichenum</w:t>
       </w:r>
       <w:r>
-        <w:t xml:space="preserve"> (VU). Det finns ytterligare två rödlistade parasiter vilka bara förekommer på lunglav, Skrovelmössing </w:t>
+        <w:t xml:space="preserve"> (VU). Det finns ytterligare ett antal parasiter vilka bara förekommer på lunglav: Skrovelmössing </w:t>
       </w:r>
       <w:r>
         <w:rPr>
@@ -633,7 +651,25 @@
         <w:t>Niesslia lobariae</w:t>
       </w:r>
       <w:r>
-        <w:t xml:space="preserve"> (rödlistad som Kunskapsbrist DD). Skrovelmössing (DD) har små svarta apothecier och bruna, 1-septerade sporer och Lunglavshårprick (DD) har brunhåriga perithecier och färglösa, 1-septerade sporer (SLU Artdatabanken, 2024; Nitare &amp; Skogsstyrelsen, 2019).</w:t>
+        <w:t xml:space="preserve"> (rödlistad som Kunskapsbrist DD). Skrovelmössing (DD) har små svarta apothecier och bruna, 1-septerade sporer och Lunglavshårprick (DD) har brunhåriga perithecier och färglösa, 1-septerade sporer. Nyligen har ytterligare två lavparasiter påträffats i Sverige som växer på lunglav: </w:t>
+      </w:r>
+      <w:r>
+        <w:rPr>
+          <w:i/>
+        </w:rPr>
+        <w:t>Calycina alstrupii</w:t>
+      </w:r>
+      <w:r>
+        <w:t xml:space="preserve"> (NA) och </w:t>
+      </w:r>
+      <w:r>
+        <w:rPr>
+          <w:i/>
+        </w:rPr>
+        <w:t>Chalara lobariae</w:t>
+      </w:r>
+      <w:r>
+        <w:t xml:space="preserve"> (NA) (SLU Artdatabanken, 2025; SLU Artdatabanken, 2024; Nitare &amp; Skogsstyrelsen, 2019).</w:t>
       </w:r>
     </w:p>
     <w:p>
@@ -670,6 +706,20 @@
       </w:r>
       <w:r>
         <w:t>SLU Artdatabanken, Uppsala.</w:t>
+      </w:r>
+    </w:p>
+    <w:p>
+      <w:r>
+        <w:t xml:space="preserve">SLU Artdatabanken, 2025. </w:t>
+      </w:r>
+      <w:r>
+        <w:rPr>
+          <w:i/>
+        </w:rPr>
+        <w:t xml:space="preserve">Över 20 nya lavparasiter för Sverige. </w:t>
+      </w:r>
+      <w:r>
+        <w:t>https://www.slu.se/artdatabanken/arter-och-natur/artiklar/over-20-nya-lavparasiter-for-sverige/</w:t>
       </w:r>
     </w:p>
     <w:sectPr>
@@ -800,7 +850,7 @@
     <w:r>
       <w:tab/>
       <w:tab/>
-      <w:t>2025-07-08</w:t>
+      <w:t>2025-07-09</w:t>
       <w:br/>
       <w:br/>
     </w:r>

--- a/klagomål/A 50012-2020 FSC-klagomål.docx
+++ b/klagomål/A 50012-2020 FSC-klagomål.docx
@@ -850,7 +850,7 @@
     <w:r>
       <w:tab/>
       <w:tab/>
-      <w:t>2025-07-09</w:t>
+      <w:t>2025-07-11</w:t>
       <w:br/>
       <w:br/>
     </w:r>

--- a/klagomål/A 50012-2020 FSC-klagomål.docx
+++ b/klagomål/A 50012-2020 FSC-klagomål.docx
@@ -850,7 +850,7 @@
     <w:r>
       <w:tab/>
       <w:tab/>
-      <w:t>2025-07-11</w:t>
+      <w:t>2025-07-12</w:t>
       <w:br/>
       <w:br/>
     </w:r>

--- a/klagomål/A 50012-2020 FSC-klagomål.docx
+++ b/klagomål/A 50012-2020 FSC-klagomål.docx
@@ -850,7 +850,7 @@
     <w:r>
       <w:tab/>
       <w:tab/>
-      <w:t>2025-07-12</w:t>
+      <w:t>2025-07-13</w:t>
       <w:br/>
       <w:br/>
     </w:r>

--- a/klagomål/A 50012-2020 FSC-klagomål.docx
+++ b/klagomål/A 50012-2020 FSC-klagomål.docx
@@ -850,7 +850,7 @@
     <w:r>
       <w:tab/>
       <w:tab/>
-      <w:t>2025-07-13</w:t>
+      <w:t>2025-07-14</w:t>
       <w:br/>
       <w:br/>
     </w:r>

--- a/klagomål/A 50012-2020 FSC-klagomål.docx
+++ b/klagomål/A 50012-2020 FSC-klagomål.docx
@@ -850,7 +850,7 @@
     <w:r>
       <w:tab/>
       <w:tab/>
-      <w:t>2025-08-06</w:t>
+      <w:t>2025-08-09</w:t>
       <w:br/>
       <w:br/>
     </w:r>
